--- a/python/p5_python_extras_of_basic.docx
+++ b/python/p5_python_extras_of_basic.docx
@@ -42,7 +42,7 @@
           <w:sz w:val="32"/>
           <w:szCs w:val="32"/>
         </w:rPr>
-        <w:t>Python Interpreter……………………………………………………………2</w:t>
+        <w:t>Python Interpreter</w:t>
       </w:r>
     </w:p>
     <w:p>
@@ -183,6 +183,16 @@
         </w:rPr>
         <w:t># Python uses an interpreter to process and execute code on the fly</w:t>
       </w:r>
+    </w:p>
+    <w:p>
+      <w:pPr>
+        <w:jc w:val="both"/>
+        <w:rPr>
+          <w:rFonts w:cs="Carlito"/>
+          <w:sz w:val="32"/>
+          <w:szCs w:val="32"/>
+        </w:rPr>
+      </w:pPr>
     </w:p>
     <w:p>
       <w:pPr>
@@ -517,12 +527,33 @@
           <w:szCs w:val="32"/>
         </w:rPr>
       </w:pPr>
-      <w:r>
-        <w:rPr>
-          <w:rFonts w:cs="Carlito"/>
-          <w:sz w:val="32"/>
-          <w:szCs w:val="32"/>
-        </w:rPr>
+    </w:p>
+    <w:p>
+      <w:pPr>
+        <w:jc w:val="both"/>
+        <w:rPr>
+          <w:rFonts w:cs="Carlito"/>
+          <w:sz w:val="32"/>
+          <w:szCs w:val="32"/>
+        </w:rPr>
+      </w:pPr>
+    </w:p>
+    <w:p>
+      <w:pPr>
+        <w:jc w:val="both"/>
+        <w:rPr>
+          <w:rFonts w:cs="Carlito"/>
+          <w:sz w:val="32"/>
+          <w:szCs w:val="32"/>
+        </w:rPr>
+      </w:pPr>
+      <w:r>
+        <w:rPr>
+          <w:rFonts w:cs="Carlito"/>
+          <w:sz w:val="32"/>
+          <w:szCs w:val="32"/>
+        </w:rPr>
+        <w:lastRenderedPageBreak/>
         <w:t>Dual Modes of Operation:</w:t>
       </w:r>
     </w:p>
@@ -566,7 +597,6 @@
           <w:sz w:val="32"/>
           <w:szCs w:val="32"/>
         </w:rPr>
-        <w:lastRenderedPageBreak/>
         <w:t xml:space="preserve">Script Mode (Non-interactive): </w:t>
       </w:r>
       <w:r>
@@ -575,7 +605,25 @@
           <w:sz w:val="32"/>
           <w:szCs w:val="32"/>
         </w:rPr>
-        <w:t>The interpreter reads a saved text file (like python_script.py), processes the whole file sequentially and outputs the final result</w:t>
+        <w:t xml:space="preserve">The interpreter reads a saved text file (like </w:t>
+      </w:r>
+      <w:r>
+        <w:rPr>
+          <w:rFonts w:cs="Carlito"/>
+          <w:b/>
+          <w:bCs/>
+          <w:sz w:val="32"/>
+          <w:szCs w:val="32"/>
+        </w:rPr>
+        <w:t>python_script.py</w:t>
+      </w:r>
+      <w:r>
+        <w:rPr>
+          <w:rFonts w:cs="Carlito"/>
+          <w:sz w:val="32"/>
+          <w:szCs w:val="32"/>
+        </w:rPr>
+        <w:t>), processes the whole file sequentially and outputs the final result</w:t>
       </w:r>
       <w:r>
         <w:rPr>
@@ -646,6 +694,16 @@
           <w:szCs w:val="32"/>
         </w:rPr>
       </w:pPr>
+    </w:p>
+    <w:p>
+      <w:pPr>
+        <w:jc w:val="both"/>
+        <w:rPr>
+          <w:rFonts w:cs="Carlito"/>
+          <w:sz w:val="32"/>
+          <w:szCs w:val="32"/>
+        </w:rPr>
+      </w:pPr>
       <w:r>
         <w:rPr>
           <w:rFonts w:cs="Carlito"/>
@@ -890,7 +948,43 @@
           <w:sz w:val="32"/>
           <w:szCs w:val="32"/>
         </w:rPr>
-        <w:t xml:space="preserve"> Specialized variations designed to run on the Java platform or integrate natively with Microsoft’s .NET framework</w:t>
+        <w:t xml:space="preserve"> Specialized variations designed to run on the </w:t>
+      </w:r>
+      <w:r>
+        <w:rPr>
+          <w:rFonts w:cs="Carlito"/>
+          <w:b/>
+          <w:bCs/>
+          <w:sz w:val="32"/>
+          <w:szCs w:val="32"/>
+        </w:rPr>
+        <w:t>Java</w:t>
+      </w:r>
+      <w:r>
+        <w:rPr>
+          <w:rFonts w:cs="Carlito"/>
+          <w:sz w:val="32"/>
+          <w:szCs w:val="32"/>
+        </w:rPr>
+        <w:t xml:space="preserve"> platform or integrate natively with Microsoft’s </w:t>
+      </w:r>
+      <w:r>
+        <w:rPr>
+          <w:rFonts w:cs="Carlito"/>
+          <w:b/>
+          <w:bCs/>
+          <w:sz w:val="32"/>
+          <w:szCs w:val="32"/>
+        </w:rPr>
+        <w:t xml:space="preserve">.NET </w:t>
+      </w:r>
+      <w:r>
+        <w:rPr>
+          <w:rFonts w:cs="Carlito"/>
+          <w:sz w:val="32"/>
+          <w:szCs w:val="32"/>
+        </w:rPr>
+        <w:t>framework</w:t>
       </w:r>
     </w:p>
     <w:p>
